--- a/src/templates/docs/Proforma_template.docx
+++ b/src/templates/docs/Proforma_template.docx
@@ -82,14 +82,14 @@
               <w:spacing w:after="40" w:lineRule="auto"/>
               <w:jc w:val="left"/>
               <w:rPr>
-                <w:color w:val="6aa84f"/>
+                <w:color w:val="2e86c1"/>
               </w:rPr>
             </w:pPr>
             <w:r>
               <w:rPr>
                 <w:b w:val="1"/>
                 <w:bCs w:val="1"/>
-                <w:color w:val="6aa84f"/>
+                <w:color w:val="2e86c1"/>
                 <w:sz w:val="28"/>
                 <w:szCs w:val="28"/>
                 <w:rtl w:val="0"/>
@@ -177,14 +177,14 @@
               <w:spacing w:after="80" w:lineRule="auto"/>
               <w:jc w:val="right"/>
               <w:rPr>
-                <w:color w:val="6aa84f"/>
+                <w:color w:val="2e86c1"/>
               </w:rPr>
             </w:pPr>
             <w:r>
               <w:rPr>
                 <w:b w:val="1"/>
                 <w:bCs w:val="1"/>
-                <w:color w:val="6aa84f"/>
+                <w:color w:val="2e86c1"/>
                 <w:sz w:val="36"/>
                 <w:szCs w:val="36"/>
                 <w:rtl w:val="0"/>
@@ -410,7 +410,7 @@
         <w:tc>
           <w:tcPr>
             <w:tcW w:w="700" w:type="dxa"/>
-            <w:shd w:fill="6aa84f" w:val="clear"/>
+            <w:shd w:fill="2e86c1" w:val="clear"/>
           </w:tcPr>
           <w:p>
             <w:pPr>
@@ -431,7 +431,7 @@
         <w:tc>
           <w:tcPr>
             <w:tcW w:w="4000" w:type="dxa"/>
-            <w:shd w:fill="6aa84f" w:val="clear"/>
+            <w:shd w:fill="2e86c1" w:val="clear"/>
           </w:tcPr>
           <w:p>
             <w:pPr>
@@ -452,7 +452,7 @@
         <w:tc>
           <w:tcPr>
             <w:tcW w:w="1000" w:type="dxa"/>
-            <w:shd w:fill="6aa84f" w:val="clear"/>
+            <w:shd w:fill="2e86c1" w:val="clear"/>
           </w:tcPr>
           <w:p>
             <w:pPr>
@@ -473,7 +473,7 @@
         <w:tc>
           <w:tcPr>
             <w:tcW w:w="1600" w:type="dxa"/>
-            <w:shd w:fill="6aa84f" w:val="clear"/>
+            <w:shd w:fill="2e86c1" w:val="clear"/>
           </w:tcPr>
           <w:p>
             <w:pPr>
@@ -494,7 +494,7 @@
         <w:tc>
           <w:tcPr>
             <w:tcW w:w="800" w:type="dxa"/>
-            <w:shd w:fill="6aa84f" w:val="clear"/>
+            <w:shd w:fill="2e86c1" w:val="clear"/>
           </w:tcPr>
           <w:p>
             <w:pPr>
@@ -515,7 +515,7 @@
         <w:tc>
           <w:tcPr>
             <w:tcW w:w="825" w:type="dxa"/>
-            <w:shd w:fill="6aa84f" w:val="clear"/>
+            <w:shd w:fill="2e86c1" w:val="clear"/>
           </w:tcPr>
           <w:p>
             <w:pPr>
@@ -536,7 +536,7 @@
         <w:tc>
           <w:tcPr>
             <w:tcW w:w="2400" w:type="dxa"/>
-            <w:shd w:fill="6aa84f" w:val="clear"/>
+            <w:shd w:fill="2e86c1" w:val="clear"/>
           </w:tcPr>
           <w:p>
             <w:pPr>
@@ -782,7 +782,7 @@
         <w:tc>
           <w:tcPr>
             <w:tcW w:w="2100" w:type="dxa"/>
-            <w:shd w:fill="6aa84f" w:val="clear"/>
+            <w:shd w:fill="2e86c1" w:val="clear"/>
           </w:tcPr>
           <w:p>
             <w:pPr>
@@ -802,7 +802,7 @@
         <w:tc>
           <w:tcPr>
             <w:tcW w:w="2100" w:type="dxa"/>
-            <w:shd w:fill="6aa84f" w:val="clear"/>
+            <w:shd w:fill="2e86c1" w:val="clear"/>
           </w:tcPr>
           <w:p>
             <w:pPr>
